--- a/Documentation/SRS_PS300_requirements_1.3.docx
+++ b/Documentation/SRS_PS300_requirements_1.3.docx
@@ -4468,7 +4468,16 @@
           </w:tcPr>
           <w:p>
             <w:r>
-              <w:t>The IOC shall monitor voltage regularly to confirm voltage level is present and not tripped.</w:t>
+              <w:t>The IOC shall monitor voltage regularly</w:t>
+            </w:r>
+            <w:r>
+              <w:t xml:space="preserve"> (every 0.1 seconds for EPAC)</w:t>
+            </w:r>
+            <w:r>
+              <w:t xml:space="preserve"> to confirm voltage level is present and not tripped.</w:t>
+            </w:r>
+            <w:r>
+              <w:t xml:space="preserve"> </w:t>
             </w:r>
           </w:p>
         </w:tc>
@@ -4727,7 +4736,15 @@
                 <w:sz w:val="20"/>
                 <w:szCs w:val="20"/>
               </w:rPr>
-              <w:t>Archiver set up, scientists haven’t specified what PVs to archive</w:t>
+              <w:t xml:space="preserve">Archiver set up, scientists haven’t specified </w:t>
+            </w:r>
+            <w:r>
+              <w:rPr>
+                <w:sz w:val="20"/>
+                <w:szCs w:val="20"/>
+              </w:rPr>
+              <w:lastRenderedPageBreak/>
+              <w:t>what PVs to archive</w:t>
             </w:r>
           </w:p>
         </w:tc>
@@ -4756,7 +4773,6 @@
               <w:jc w:val="both"/>
             </w:pPr>
             <w:r>
-              <w:lastRenderedPageBreak/>
               <w:t>10.</w:t>
             </w:r>
           </w:p>
@@ -4926,14 +4942,20 @@
           </w:tcPr>
           <w:p>
             <w:r>
-              <w:t>The IOC shall allow for varying names to be assigned to devices using some naming convention.</w:t>
+              <w:t xml:space="preserve">The IOC shall allow for </w:t>
+            </w:r>
+            <w:r>
+              <w:t>“friendly names”</w:t>
+            </w:r>
+            <w:r>
+              <w:t xml:space="preserve"> to be assigned to devices using some naming convention.</w:t>
             </w:r>
           </w:p>
         </w:tc>
         <w:tc>
           <w:tcPr>
             <w:tcW w:w="1451" w:type="dxa"/>
-            <w:shd w:val="clear" w:color="auto" w:fill="FFF2CC" w:themeFill="accent4" w:themeFillTint="33"/>
+            <w:shd w:val="clear" w:color="auto" w:fill="FBE4D5" w:themeFill="accent2" w:themeFillTint="33"/>
           </w:tcPr>
           <w:p>
             <w:pPr>
@@ -5004,7 +5026,7 @@
         <w:tc>
           <w:tcPr>
             <w:tcW w:w="1843" w:type="dxa"/>
-            <w:shd w:val="clear" w:color="auto" w:fill="FFF2CC" w:themeFill="accent4" w:themeFillTint="33"/>
+            <w:shd w:val="clear" w:color="auto" w:fill="FBE4D5" w:themeFill="accent2" w:themeFillTint="33"/>
           </w:tcPr>
           <w:p>
             <w:pPr>
@@ -5116,6 +5138,61 @@
               </w:rPr>
               <w:t>Tests 11.0</w:t>
             </w:r>
+          </w:p>
+        </w:tc>
+      </w:tr>
+      <w:tr>
+        <w:tc>
+          <w:tcPr>
+            <w:tcW w:w="906" w:type="dxa"/>
+          </w:tcPr>
+          <w:p>
+            <w:pPr>
+              <w:jc w:val="both"/>
+            </w:pPr>
+            <w:r>
+              <w:t>13.</w:t>
+            </w:r>
+          </w:p>
+        </w:tc>
+        <w:tc>
+          <w:tcPr>
+            <w:tcW w:w="5576" w:type="dxa"/>
+          </w:tcPr>
+          <w:p>
+            <w:r>
+              <w:t>The IOC should keep track of when output voltage is at target voltage</w:t>
+            </w:r>
+          </w:p>
+        </w:tc>
+        <w:tc>
+          <w:tcPr>
+            <w:tcW w:w="1451" w:type="dxa"/>
+            <w:shd w:val="clear" w:color="auto" w:fill="FBE4D5" w:themeFill="accent2" w:themeFillTint="33"/>
+          </w:tcPr>
+          <w:p>
+            <w:pPr>
+              <w:rPr>
+                <w:color w:val="FFF2CC" w:themeColor="accent4" w:themeTint="33"/>
+                <w:sz w:val="20"/>
+                <w:szCs w:val="20"/>
+              </w:rPr>
+            </w:pPr>
+          </w:p>
+        </w:tc>
+        <w:tc>
+          <w:tcPr>
+            <w:tcW w:w="1843" w:type="dxa"/>
+            <w:shd w:val="clear" w:color="auto" w:fill="FBE4D5" w:themeFill="accent2" w:themeFillTint="33"/>
+          </w:tcPr>
+          <w:p>
+            <w:pPr>
+              <w:rPr>
+                <w:color w:val="FFF2CC" w:themeColor="accent4" w:themeTint="33"/>
+                <w:sz w:val="20"/>
+                <w:szCs w:val="20"/>
+              </w:rPr>
+            </w:pPr>
           </w:p>
         </w:tc>
       </w:tr>
@@ -6685,7 +6762,11 @@
           </w:tcPr>
           <w:p>
             <w:r>
-              <w:t>7.</w:t>
+              <w:lastRenderedPageBreak/>
+              <w:t>7</w:t>
+            </w:r>
+            <w:r>
+              <w:t>.</w:t>
             </w:r>
           </w:p>
         </w:tc>
@@ -6695,7 +6776,7 @@
           </w:tcPr>
           <w:p>
             <w:r>
-              <w:t>The GUI shall display a clear warning message if there has been a loss of connection.</w:t>
+              <w:t>The GUI shall display user nickname/description for the device (11)</w:t>
             </w:r>
           </w:p>
         </w:tc>
@@ -6716,7 +6797,7 @@
                 <w:sz w:val="20"/>
                 <w:szCs w:val="20"/>
               </w:rPr>
-              <w:t>Unable to be completed</w:t>
+              <w:t>To be determined</w:t>
             </w:r>
           </w:p>
           <w:p>
@@ -6752,14 +6833,7 @@
                 <w:sz w:val="20"/>
                 <w:szCs w:val="20"/>
               </w:rPr>
-              <w:t>0</w:t>
-            </w:r>
-            <w:r>
-              <w:rPr>
-                <w:sz w:val="20"/>
-                <w:szCs w:val="20"/>
-              </w:rPr>
-              <w:t>1</w:t>
+              <w:t>01</w:t>
             </w:r>
             <w:r>
               <w:rPr>
@@ -6781,113 +6855,6 @@
           <w:tcPr>
             <w:tcW w:w="1418" w:type="dxa"/>
             <w:shd w:val="clear" w:color="auto" w:fill="FBE4D5" w:themeFill="accent2" w:themeFillTint="33"/>
-          </w:tcPr>
-          <w:p>
-            <w:pPr>
-              <w:rPr>
-                <w:sz w:val="20"/>
-                <w:szCs w:val="20"/>
-              </w:rPr>
-            </w:pPr>
-          </w:p>
-        </w:tc>
-      </w:tr>
-      <w:tr>
-        <w:tc>
-          <w:tcPr>
-            <w:tcW w:w="925" w:type="dxa"/>
-          </w:tcPr>
-          <w:p>
-            <w:r>
-              <w:t>8.</w:t>
-            </w:r>
-          </w:p>
-        </w:tc>
-        <w:tc>
-          <w:tcPr>
-            <w:tcW w:w="5797" w:type="dxa"/>
-          </w:tcPr>
-          <w:p>
-            <w:r>
-              <w:t>The GUI shall display user nickname/description for the device (11)</w:t>
-            </w:r>
-          </w:p>
-        </w:tc>
-        <w:tc>
-          <w:tcPr>
-            <w:tcW w:w="1353" w:type="dxa"/>
-            <w:shd w:val="clear" w:color="auto" w:fill="FFF2CC" w:themeFill="accent4" w:themeFillTint="33"/>
-          </w:tcPr>
-          <w:p>
-            <w:pPr>
-              <w:rPr>
-                <w:sz w:val="20"/>
-                <w:szCs w:val="20"/>
-              </w:rPr>
-            </w:pPr>
-            <w:r>
-              <w:rPr>
-                <w:sz w:val="20"/>
-                <w:szCs w:val="20"/>
-              </w:rPr>
-              <w:t>To be determined</w:t>
-            </w:r>
-          </w:p>
-          <w:p>
-            <w:pPr>
-              <w:rPr>
-                <w:sz w:val="20"/>
-                <w:szCs w:val="20"/>
-              </w:rPr>
-            </w:pPr>
-            <w:r>
-              <w:rPr>
-                <w:sz w:val="20"/>
-                <w:szCs w:val="20"/>
-              </w:rPr>
-              <w:t>1</w:t>
-            </w:r>
-            <w:r>
-              <w:rPr>
-                <w:sz w:val="20"/>
-                <w:szCs w:val="20"/>
-              </w:rPr>
-              <w:t>4</w:t>
-            </w:r>
-            <w:r>
-              <w:rPr>
-                <w:sz w:val="20"/>
-                <w:szCs w:val="20"/>
-              </w:rPr>
-              <w:t>/</w:t>
-            </w:r>
-            <w:r>
-              <w:rPr>
-                <w:sz w:val="20"/>
-                <w:szCs w:val="20"/>
-              </w:rPr>
-              <w:t>01</w:t>
-            </w:r>
-            <w:r>
-              <w:rPr>
-                <w:sz w:val="20"/>
-                <w:szCs w:val="20"/>
-              </w:rPr>
-              <w:t>/202</w:t>
-            </w:r>
-            <w:r>
-              <w:rPr>
-                <w:sz w:val="20"/>
-                <w:szCs w:val="20"/>
-              </w:rPr>
-              <w:t>6</w:t>
-            </w:r>
-          </w:p>
-        </w:tc>
-        <w:tc>
-          <w:tcPr>
-            <w:tcW w:w="1418" w:type="dxa"/>
-            <w:shd w:val="clear" w:color="auto" w:fill="FFF2CC" w:themeFill="accent4" w:themeFillTint="33"/>
           </w:tcPr>
           <w:p>
             <w:pPr>
@@ -11278,6 +11245,23 @@
 </file>
 
 <file path=customXml/item2.xml><?xml version="1.0" encoding="utf-8"?>
+<p:properties xmlns:p="http://schemas.microsoft.com/office/2006/metadata/properties" xmlns:xsi="http://www.w3.org/2001/XMLSchema-instance" xmlns:pc="http://schemas.microsoft.com/office/infopath/2007/PartnerControls">
+  <documentManagement>
+    <_activity xmlns="4685cca4-48f3-4d7d-aba6-9ee651496612" xsi:nil="true"/>
+  </documentManagement>
+</p:properties>
+</file>
+
+<file path=customXml/item3.xml><?xml version="1.0" encoding="utf-8"?>
+<?mso-contentType ?>
+<FormTemplates xmlns="http://schemas.microsoft.com/sharepoint/v3/contenttype/forms">
+  <Display>DocumentLibraryForm</Display>
+  <Edit>DocumentLibraryForm</Edit>
+  <New>DocumentLibraryForm</New>
+</FormTemplates>
+</file>
+
+<file path=customXml/item4.xml><?xml version="1.0" encoding="utf-8"?>
 <ct:contentTypeSchema xmlns:ct="http://schemas.microsoft.com/office/2006/metadata/contentType" xmlns:ma="http://schemas.microsoft.com/office/2006/metadata/properties/metaAttributes" ct:_="" ma:_="" ma:contentTypeName="Document" ma:contentTypeID="0x010100F843AF20CEA3184BB6E3C628CE6AEAFF" ma:contentTypeVersion="5" ma:contentTypeDescription="Create a new document." ma:contentTypeScope="" ma:versionID="0ad91c6cb860feb23ad1b1c52c3bb140">
   <xsd:schema xmlns:xsd="http://www.w3.org/2001/XMLSchema" xmlns:xs="http://www.w3.org/2001/XMLSchema" xmlns:p="http://schemas.microsoft.com/office/2006/metadata/properties" xmlns:ns3="4685cca4-48f3-4d7d-aba6-9ee651496612" targetNamespace="http://schemas.microsoft.com/office/2006/metadata/properties" ma:root="true" ma:fieldsID="e6a71f906810f4584223bd00a35410db" ns3:_="">
     <xsd:import namespace="4685cca4-48f3-4d7d-aba6-9ee651496612"/>
@@ -11427,23 +11411,6 @@
 </ct:contentTypeSchema>
 </file>
 
-<file path=customXml/item3.xml><?xml version="1.0" encoding="utf-8"?>
-<?mso-contentType ?>
-<FormTemplates xmlns="http://schemas.microsoft.com/sharepoint/v3/contenttype/forms">
-  <Display>DocumentLibraryForm</Display>
-  <Edit>DocumentLibraryForm</Edit>
-  <New>DocumentLibraryForm</New>
-</FormTemplates>
-</file>
-
-<file path=customXml/item4.xml><?xml version="1.0" encoding="utf-8"?>
-<p:properties xmlns:p="http://schemas.microsoft.com/office/2006/metadata/properties" xmlns:xsi="http://www.w3.org/2001/XMLSchema-instance" xmlns:pc="http://schemas.microsoft.com/office/infopath/2007/PartnerControls">
-  <documentManagement>
-    <_activity xmlns="4685cca4-48f3-4d7d-aba6-9ee651496612" xsi:nil="true"/>
-  </documentManagement>
-</p:properties>
-</file>
-
 <file path=customXml/itemProps1.xml><?xml version="1.0" encoding="utf-8"?>
 <ds:datastoreItem xmlns:ds="http://schemas.openxmlformats.org/officeDocument/2006/customXml" ds:itemID="{24F1424A-81D2-4E4B-BB06-88EF091441F5}">
   <ds:schemaRefs>
@@ -11453,6 +11420,24 @@
 </file>
 
 <file path=customXml/itemProps2.xml><?xml version="1.0" encoding="utf-8"?>
+<ds:datastoreItem xmlns:ds="http://schemas.openxmlformats.org/officeDocument/2006/customXml" ds:itemID="{748B9FB5-42BD-4B2B-9793-84791C17404D}">
+  <ds:schemaRefs>
+    <ds:schemaRef ds:uri="http://schemas.microsoft.com/office/2006/metadata/properties"/>
+    <ds:schemaRef ds:uri="http://schemas.microsoft.com/office/infopath/2007/PartnerControls"/>
+    <ds:schemaRef ds:uri="4685cca4-48f3-4d7d-aba6-9ee651496612"/>
+  </ds:schemaRefs>
+</ds:datastoreItem>
+</file>
+
+<file path=customXml/itemProps3.xml><?xml version="1.0" encoding="utf-8"?>
+<ds:datastoreItem xmlns:ds="http://schemas.openxmlformats.org/officeDocument/2006/customXml" ds:itemID="{F85BDC92-6C60-4937-8512-938EB3B3CA84}">
+  <ds:schemaRefs>
+    <ds:schemaRef ds:uri="http://schemas.microsoft.com/sharepoint/v3/contenttype/forms"/>
+  </ds:schemaRefs>
+</ds:datastoreItem>
+</file>
+
+<file path=customXml/itemProps4.xml><?xml version="1.0" encoding="utf-8"?>
 <ds:datastoreItem xmlns:ds="http://schemas.openxmlformats.org/officeDocument/2006/customXml" ds:itemID="{3FBE09A5-2C5B-4EA5-A999-CB56CB249CDD}">
   <ds:schemaRefs>
     <ds:schemaRef ds:uri="http://schemas.microsoft.com/office/2006/metadata/contentType"/>
@@ -11468,22 +11453,4 @@
     <ds:schemaRef ds:uri="http://schemas.microsoft.com/internal/obd"/>
   </ds:schemaRefs>
 </ds:datastoreItem>
-</file>
-
-<file path=customXml/itemProps3.xml><?xml version="1.0" encoding="utf-8"?>
-<ds:datastoreItem xmlns:ds="http://schemas.openxmlformats.org/officeDocument/2006/customXml" ds:itemID="{F85BDC92-6C60-4937-8512-938EB3B3CA84}">
-  <ds:schemaRefs>
-    <ds:schemaRef ds:uri="http://schemas.microsoft.com/sharepoint/v3/contenttype/forms"/>
-  </ds:schemaRefs>
-</ds:datastoreItem>
-</file>
-
-<file path=customXml/itemProps4.xml><?xml version="1.0" encoding="utf-8"?>
-<ds:datastoreItem xmlns:ds="http://schemas.openxmlformats.org/officeDocument/2006/customXml" ds:itemID="{748B9FB5-42BD-4B2B-9793-84791C17404D}">
-  <ds:schemaRefs>
-    <ds:schemaRef ds:uri="http://schemas.microsoft.com/office/2006/metadata/properties"/>
-    <ds:schemaRef ds:uri="http://schemas.microsoft.com/office/infopath/2007/PartnerControls"/>
-    <ds:schemaRef ds:uri="4685cca4-48f3-4d7d-aba6-9ee651496612"/>
-  </ds:schemaRefs>
-</ds:datastoreItem>
 </file>
--- a/Documentation/SRS_PS300_requirements_1.3.docx
+++ b/Documentation/SRS_PS300_requirements_1.3.docx
@@ -1700,6 +1700,50 @@
               <w:spacing w:after="160"/>
             </w:pPr>
             <w:r>
+              <w:t>1.</w:t>
+            </w:r>
+            <w:r>
+              <w:t>2.1</w:t>
+            </w:r>
+          </w:p>
+        </w:tc>
+        <w:tc>
+          <w:tcPr>
+            <w:tcW w:w="1560" w:type="dxa"/>
+          </w:tcPr>
+          <w:p>
+            <w:pPr>
+              <w:spacing w:after="160"/>
+            </w:pPr>
+            <w:r>
+              <w:t>14/01/2026</w:t>
+            </w:r>
+          </w:p>
+        </w:tc>
+        <w:tc>
+          <w:tcPr>
+            <w:tcW w:w="5811" w:type="dxa"/>
+          </w:tcPr>
+          <w:p>
+            <w:pPr>
+              <w:spacing w:after="160"/>
+            </w:pPr>
+            <w:r>
+              <w:t>Progress updated by GB</w:t>
+            </w:r>
+          </w:p>
+        </w:tc>
+      </w:tr>
+      <w:tr>
+        <w:tc>
+          <w:tcPr>
+            <w:tcW w:w="1129" w:type="dxa"/>
+          </w:tcPr>
+          <w:p>
+            <w:pPr>
+              <w:spacing w:after="160"/>
+            </w:pPr>
+            <w:r>
               <w:t>1.3</w:t>
             </w:r>
           </w:p>
@@ -1713,7 +1757,7 @@
               <w:spacing w:after="160"/>
             </w:pPr>
             <w:r>
-              <w:t>14/01/2026</w:t>
+              <w:t>16/01/2026</w:t>
             </w:r>
           </w:p>
         </w:tc>
@@ -1726,7 +1770,10 @@
               <w:spacing w:after="160"/>
             </w:pPr>
             <w:r>
-              <w:t>Progress updated by GB</w:t>
+              <w:t xml:space="preserve">Review and demo with GB, </w:t>
+            </w:r>
+            <w:r>
+              <w:t>CA, TS</w:t>
             </w:r>
           </w:p>
         </w:tc>
@@ -3065,6 +3112,9 @@
         </w:tc>
       </w:tr>
       <w:tr>
+        <w:trPr>
+          <w:trHeight w:val="474"/>
+        </w:trPr>
         <w:tc>
           <w:tcPr>
             <w:tcW w:w="906" w:type="dxa"/>
@@ -3088,21 +3138,36 @@
         <w:tc>
           <w:tcPr>
             <w:tcW w:w="1451" w:type="dxa"/>
-            <w:shd w:val="clear" w:color="auto" w:fill="D0CECE" w:themeFill="background2" w:themeFillShade="E6"/>
-          </w:tcPr>
-          <w:p>
-            <w:pPr>
-              <w:rPr>
-                <w:sz w:val="20"/>
-                <w:szCs w:val="20"/>
-              </w:rPr>
-            </w:pPr>
-            <w:r>
-              <w:rPr>
-                <w:sz w:val="20"/>
-                <w:szCs w:val="20"/>
-              </w:rPr>
-              <w:t>In progress</w:t>
+            <w:shd w:val="clear" w:color="auto" w:fill="E2EFD9" w:themeFill="accent6" w:themeFillTint="33"/>
+          </w:tcPr>
+          <w:p>
+            <w:pPr>
+              <w:rPr>
+                <w:sz w:val="20"/>
+                <w:szCs w:val="20"/>
+              </w:rPr>
+            </w:pPr>
+            <w:r>
+              <w:rPr>
+                <w:sz w:val="20"/>
+                <w:szCs w:val="20"/>
+              </w:rPr>
+              <w:t>Done</w:t>
+            </w:r>
+          </w:p>
+          <w:p>
+            <w:pPr>
+              <w:rPr>
+                <w:sz w:val="20"/>
+                <w:szCs w:val="20"/>
+              </w:rPr>
+            </w:pPr>
+            <w:r>
+              <w:rPr>
+                <w:sz w:val="20"/>
+                <w:szCs w:val="20"/>
+              </w:rPr>
+              <w:t>16/01/2026</w:t>
             </w:r>
           </w:p>
           <w:p>
@@ -3291,24 +3356,39 @@
           <w:p>
             <w:pPr>
               <w:rPr>
-                <w:sz w:val="20"/>
-                <w:szCs w:val="20"/>
-              </w:rPr>
-            </w:pPr>
-          </w:p>
-          <w:p>
-            <w:pPr>
-              <w:rPr>
-                <w:sz w:val="20"/>
-                <w:szCs w:val="20"/>
-              </w:rPr>
-            </w:pPr>
-            <w:r>
-              <w:rPr>
-                <w:sz w:val="20"/>
-                <w:szCs w:val="20"/>
-              </w:rPr>
-              <w:t>Note: Currently tested on only 370 and 375 due to issues with connection to 310.</w:t>
+                <w:i/>
+                <w:iCs/>
+                <w:sz w:val="20"/>
+                <w:szCs w:val="20"/>
+              </w:rPr>
+            </w:pPr>
+            <w:r>
+              <w:rPr>
+                <w:i/>
+                <w:iCs/>
+                <w:sz w:val="20"/>
+                <w:szCs w:val="20"/>
+                <w:u w:val="single"/>
+              </w:rPr>
+              <w:t>Note:</w:t>
+            </w:r>
+            <w:r>
+              <w:rPr>
+                <w:i/>
+                <w:iCs/>
+                <w:sz w:val="20"/>
+                <w:szCs w:val="20"/>
+              </w:rPr>
+              <w:t xml:space="preserve"> </w:t>
+            </w:r>
+            <w:r>
+              <w:rPr>
+                <w:i/>
+                <w:iCs/>
+                <w:sz w:val="18"/>
+                <w:szCs w:val="18"/>
+              </w:rPr>
+              <w:t>Currently tested on only 370 and 375 due to issues with connection to 310.</w:t>
             </w:r>
           </w:p>
         </w:tc>
@@ -4692,59 +4772,184 @@
         <w:tc>
           <w:tcPr>
             <w:tcW w:w="1451" w:type="dxa"/>
-            <w:shd w:val="clear" w:color="auto" w:fill="FFF2CC" w:themeFill="accent4" w:themeFillTint="33"/>
-          </w:tcPr>
-          <w:p>
-            <w:pPr>
-              <w:rPr>
-                <w:sz w:val="20"/>
-                <w:szCs w:val="20"/>
-              </w:rPr>
-            </w:pPr>
-            <w:r>
-              <w:rPr>
-                <w:sz w:val="20"/>
-                <w:szCs w:val="20"/>
-              </w:rPr>
-              <w:t>Partial block</w:t>
-            </w:r>
-          </w:p>
-          <w:p>
-            <w:pPr>
-              <w:rPr>
-                <w:sz w:val="20"/>
-                <w:szCs w:val="20"/>
-              </w:rPr>
-            </w:pPr>
-            <w:r>
-              <w:rPr>
-                <w:sz w:val="20"/>
-                <w:szCs w:val="20"/>
-              </w:rPr>
-              <w:t>13/01/2026</w:t>
-            </w:r>
-          </w:p>
-          <w:p>
-            <w:pPr>
-              <w:rPr>
-                <w:sz w:val="20"/>
-                <w:szCs w:val="20"/>
-              </w:rPr>
-            </w:pPr>
-            <w:r>
-              <w:rPr>
-                <w:sz w:val="20"/>
-                <w:szCs w:val="20"/>
-              </w:rPr>
-              <w:t xml:space="preserve">Archiver set up, scientists haven’t specified </w:t>
-            </w:r>
-            <w:r>
-              <w:rPr>
-                <w:sz w:val="20"/>
-                <w:szCs w:val="20"/>
-              </w:rPr>
-              <w:lastRenderedPageBreak/>
-              <w:t>what PVs to archive</w:t>
+            <w:shd w:val="clear" w:color="auto" w:fill="E2EFD9" w:themeFill="accent6" w:themeFillTint="33"/>
+          </w:tcPr>
+          <w:p>
+            <w:pPr>
+              <w:rPr>
+                <w:sz w:val="20"/>
+                <w:szCs w:val="20"/>
+              </w:rPr>
+            </w:pPr>
+            <w:r>
+              <w:rPr>
+                <w:sz w:val="20"/>
+                <w:szCs w:val="20"/>
+              </w:rPr>
+              <w:t>Done</w:t>
+            </w:r>
+          </w:p>
+          <w:p>
+            <w:pPr>
+              <w:rPr>
+                <w:sz w:val="20"/>
+                <w:szCs w:val="20"/>
+              </w:rPr>
+            </w:pPr>
+            <w:r>
+              <w:rPr>
+                <w:sz w:val="20"/>
+                <w:szCs w:val="20"/>
+              </w:rPr>
+              <w:t>15</w:t>
+            </w:r>
+            <w:r>
+              <w:rPr>
+                <w:sz w:val="20"/>
+                <w:szCs w:val="20"/>
+              </w:rPr>
+              <w:t>/</w:t>
+            </w:r>
+            <w:r>
+              <w:rPr>
+                <w:sz w:val="20"/>
+                <w:szCs w:val="20"/>
+              </w:rPr>
+              <w:t>0</w:t>
+            </w:r>
+            <w:r>
+              <w:rPr>
+                <w:sz w:val="20"/>
+                <w:szCs w:val="20"/>
+              </w:rPr>
+              <w:t>1/202</w:t>
+            </w:r>
+            <w:r>
+              <w:rPr>
+                <w:sz w:val="20"/>
+                <w:szCs w:val="20"/>
+              </w:rPr>
+              <w:t>6</w:t>
+            </w:r>
+          </w:p>
+        </w:tc>
+        <w:tc>
+          <w:tcPr>
+            <w:tcW w:w="1843" w:type="dxa"/>
+            <w:shd w:val="clear" w:color="auto" w:fill="E2EFD9" w:themeFill="accent6" w:themeFillTint="33"/>
+          </w:tcPr>
+          <w:p>
+            <w:pPr>
+              <w:rPr>
+                <w:sz w:val="20"/>
+                <w:szCs w:val="20"/>
+              </w:rPr>
+            </w:pPr>
+            <w:r>
+              <w:rPr>
+                <w:sz w:val="20"/>
+                <w:szCs w:val="20"/>
+              </w:rPr>
+              <w:t>Done</w:t>
+            </w:r>
+          </w:p>
+          <w:p>
+            <w:pPr>
+              <w:rPr>
+                <w:sz w:val="20"/>
+                <w:szCs w:val="20"/>
+              </w:rPr>
+            </w:pPr>
+            <w:r>
+              <w:rPr>
+                <w:sz w:val="20"/>
+                <w:szCs w:val="20"/>
+              </w:rPr>
+              <w:t>Test 12.2</w:t>
+            </w:r>
+          </w:p>
+        </w:tc>
+      </w:tr>
+      <w:tr>
+        <w:tc>
+          <w:tcPr>
+            <w:tcW w:w="906" w:type="dxa"/>
+          </w:tcPr>
+          <w:p>
+            <w:pPr>
+              <w:jc w:val="both"/>
+            </w:pPr>
+            <w:r>
+              <w:t>10.</w:t>
+            </w:r>
+          </w:p>
+        </w:tc>
+        <w:tc>
+          <w:tcPr>
+            <w:tcW w:w="5576" w:type="dxa"/>
+          </w:tcPr>
+          <w:p>
+            <w:r>
+              <w:t>The IOC shall monitor voltage polarity</w:t>
+            </w:r>
+            <w:r>
+              <w:t>.</w:t>
+            </w:r>
+          </w:p>
+        </w:tc>
+        <w:tc>
+          <w:tcPr>
+            <w:tcW w:w="1451" w:type="dxa"/>
+            <w:shd w:val="clear" w:color="auto" w:fill="E2EFD9" w:themeFill="accent6" w:themeFillTint="33"/>
+          </w:tcPr>
+          <w:p>
+            <w:pPr>
+              <w:rPr>
+                <w:color w:val="000000" w:themeColor="text1"/>
+                <w:sz w:val="20"/>
+                <w:szCs w:val="20"/>
+              </w:rPr>
+            </w:pPr>
+            <w:r>
+              <w:rPr>
+                <w:color w:val="000000" w:themeColor="text1"/>
+                <w:sz w:val="20"/>
+                <w:szCs w:val="20"/>
+              </w:rPr>
+              <w:t>Done</w:t>
+            </w:r>
+          </w:p>
+          <w:p>
+            <w:pPr>
+              <w:rPr>
+                <w:color w:val="000000" w:themeColor="text1"/>
+                <w:sz w:val="20"/>
+                <w:szCs w:val="20"/>
+              </w:rPr>
+            </w:pPr>
+            <w:r>
+              <w:rPr>
+                <w:color w:val="000000" w:themeColor="text1"/>
+                <w:sz w:val="20"/>
+                <w:szCs w:val="20"/>
+              </w:rPr>
+              <w:t>1</w:t>
+            </w:r>
+            <w:r>
+              <w:rPr>
+                <w:color w:val="000000" w:themeColor="text1"/>
+                <w:sz w:val="20"/>
+                <w:szCs w:val="20"/>
+              </w:rPr>
+              <w:t>8</w:t>
+            </w:r>
+            <w:r>
+              <w:rPr>
+                <w:color w:val="000000" w:themeColor="text1"/>
+                <w:sz w:val="20"/>
+                <w:szCs w:val="20"/>
+              </w:rPr>
+              <w:t>/12/2025</w:t>
             </w:r>
           </w:p>
         </w:tc>
@@ -4756,10 +4961,71 @@
           <w:p>
             <w:pPr>
               <w:rPr>
-                <w:sz w:val="20"/>
-                <w:szCs w:val="20"/>
-              </w:rPr>
-            </w:pPr>
+                <w:color w:val="000000" w:themeColor="text1"/>
+                <w:sz w:val="20"/>
+                <w:szCs w:val="20"/>
+              </w:rPr>
+            </w:pPr>
+            <w:r>
+              <w:rPr>
+                <w:color w:val="000000" w:themeColor="text1"/>
+                <w:sz w:val="20"/>
+                <w:szCs w:val="20"/>
+              </w:rPr>
+              <w:t>Partial block</w:t>
+            </w:r>
+          </w:p>
+          <w:p>
+            <w:pPr>
+              <w:rPr>
+                <w:color w:val="000000" w:themeColor="text1"/>
+                <w:sz w:val="20"/>
+                <w:szCs w:val="20"/>
+              </w:rPr>
+            </w:pPr>
+            <w:r>
+              <w:rPr>
+                <w:color w:val="000000" w:themeColor="text1"/>
+                <w:sz w:val="20"/>
+                <w:szCs w:val="20"/>
+              </w:rPr>
+              <w:t>Tests 10.0</w:t>
+            </w:r>
+          </w:p>
+          <w:p>
+            <w:pPr>
+              <w:rPr>
+                <w:color w:val="000000" w:themeColor="text1"/>
+                <w:sz w:val="20"/>
+                <w:szCs w:val="20"/>
+              </w:rPr>
+            </w:pPr>
+            <w:r>
+              <w:rPr>
+                <w:color w:val="000000" w:themeColor="text1"/>
+                <w:sz w:val="20"/>
+                <w:szCs w:val="20"/>
+              </w:rPr>
+              <w:t xml:space="preserve">See note on </w:t>
+            </w:r>
+            <w:proofErr w:type="spellStart"/>
+            <w:r>
+              <w:rPr>
+                <w:color w:val="000000" w:themeColor="text1"/>
+                <w:sz w:val="20"/>
+                <w:szCs w:val="20"/>
+              </w:rPr>
+              <w:t>Req</w:t>
+            </w:r>
+            <w:proofErr w:type="spellEnd"/>
+            <w:r>
+              <w:rPr>
+                <w:color w:val="000000" w:themeColor="text1"/>
+                <w:sz w:val="20"/>
+                <w:szCs w:val="20"/>
+              </w:rPr>
+              <w:t xml:space="preserve"> 2</w:t>
+            </w:r>
           </w:p>
         </w:tc>
       </w:tr>
@@ -4773,7 +5039,8 @@
               <w:jc w:val="both"/>
             </w:pPr>
             <w:r>
-              <w:t>10.</w:t>
+              <w:lastRenderedPageBreak/>
+              <w:t>11.</w:t>
             </w:r>
           </w:p>
         </w:tc>
@@ -4783,10 +5050,13 @@
           </w:tcPr>
           <w:p>
             <w:r>
-              <w:t>The IOC shall monitor voltage polarity</w:t>
-            </w:r>
-            <w:r>
-              <w:t>.</w:t>
+              <w:t xml:space="preserve">The IOC shall allow for </w:t>
+            </w:r>
+            <w:r>
+              <w:t>“friendly names”</w:t>
+            </w:r>
+            <w:r>
+              <w:t xml:space="preserve"> to be assigned to devices using some naming convention.</w:t>
             </w:r>
           </w:p>
         </w:tc>
@@ -4798,14 +5068,12 @@
           <w:p>
             <w:pPr>
               <w:rPr>
-                <w:color w:val="000000" w:themeColor="text1"/>
-                <w:sz w:val="20"/>
-                <w:szCs w:val="20"/>
-              </w:rPr>
-            </w:pPr>
-            <w:r>
-              <w:rPr>
-                <w:color w:val="000000" w:themeColor="text1"/>
+                <w:sz w:val="20"/>
+                <w:szCs w:val="20"/>
+              </w:rPr>
+            </w:pPr>
+            <w:r>
+              <w:rPr>
                 <w:sz w:val="20"/>
                 <w:szCs w:val="20"/>
               </w:rPr>
@@ -4815,14 +5083,12 @@
           <w:p>
             <w:pPr>
               <w:rPr>
-                <w:color w:val="000000" w:themeColor="text1"/>
-                <w:sz w:val="20"/>
-                <w:szCs w:val="20"/>
-              </w:rPr>
-            </w:pPr>
-            <w:r>
-              <w:rPr>
-                <w:color w:val="000000" w:themeColor="text1"/>
+                <w:sz w:val="20"/>
+                <w:szCs w:val="20"/>
+              </w:rPr>
+            </w:pPr>
+            <w:r>
+              <w:rPr>
                 <w:sz w:val="20"/>
                 <w:szCs w:val="20"/>
               </w:rPr>
@@ -4830,94 +5096,74 @@
             </w:r>
             <w:r>
               <w:rPr>
-                <w:color w:val="000000" w:themeColor="text1"/>
-                <w:sz w:val="20"/>
-                <w:szCs w:val="20"/>
-              </w:rPr>
-              <w:t>8</w:t>
-            </w:r>
-            <w:r>
-              <w:rPr>
-                <w:color w:val="000000" w:themeColor="text1"/>
-                <w:sz w:val="20"/>
-                <w:szCs w:val="20"/>
-              </w:rPr>
-              <w:t>/12/2025</w:t>
+                <w:sz w:val="20"/>
+                <w:szCs w:val="20"/>
+              </w:rPr>
+              <w:t>6</w:t>
+            </w:r>
+            <w:r>
+              <w:rPr>
+                <w:sz w:val="20"/>
+                <w:szCs w:val="20"/>
+              </w:rPr>
+              <w:t>/</w:t>
+            </w:r>
+            <w:r>
+              <w:rPr>
+                <w:sz w:val="20"/>
+                <w:szCs w:val="20"/>
+              </w:rPr>
+              <w:t>01</w:t>
+            </w:r>
+            <w:r>
+              <w:rPr>
+                <w:sz w:val="20"/>
+                <w:szCs w:val="20"/>
+              </w:rPr>
+              <w:t>/202</w:t>
+            </w:r>
+            <w:r>
+              <w:rPr>
+                <w:sz w:val="20"/>
+                <w:szCs w:val="20"/>
+              </w:rPr>
+              <w:t>6</w:t>
             </w:r>
           </w:p>
         </w:tc>
         <w:tc>
           <w:tcPr>
             <w:tcW w:w="1843" w:type="dxa"/>
-            <w:shd w:val="clear" w:color="auto" w:fill="FFF2CC" w:themeFill="accent4" w:themeFillTint="33"/>
-          </w:tcPr>
-          <w:p>
-            <w:pPr>
-              <w:rPr>
-                <w:color w:val="000000" w:themeColor="text1"/>
-                <w:sz w:val="20"/>
-                <w:szCs w:val="20"/>
-              </w:rPr>
-            </w:pPr>
-            <w:r>
-              <w:rPr>
-                <w:color w:val="000000" w:themeColor="text1"/>
-                <w:sz w:val="20"/>
-                <w:szCs w:val="20"/>
-              </w:rPr>
-              <w:t>Partial block</w:t>
-            </w:r>
-          </w:p>
-          <w:p>
-            <w:pPr>
-              <w:rPr>
-                <w:color w:val="000000" w:themeColor="text1"/>
-                <w:sz w:val="20"/>
-                <w:szCs w:val="20"/>
-              </w:rPr>
-            </w:pPr>
-            <w:r>
-              <w:rPr>
-                <w:color w:val="000000" w:themeColor="text1"/>
-                <w:sz w:val="20"/>
-                <w:szCs w:val="20"/>
-              </w:rPr>
-              <w:t>Tests 10.0</w:t>
-            </w:r>
-          </w:p>
-          <w:p>
-            <w:pPr>
-              <w:rPr>
-                <w:color w:val="000000" w:themeColor="text1"/>
-                <w:sz w:val="20"/>
-                <w:szCs w:val="20"/>
-              </w:rPr>
-            </w:pPr>
-            <w:r>
-              <w:rPr>
-                <w:color w:val="000000" w:themeColor="text1"/>
-                <w:sz w:val="20"/>
-                <w:szCs w:val="20"/>
-              </w:rPr>
-              <w:t xml:space="preserve">See note on </w:t>
-            </w:r>
-            <w:proofErr w:type="spellStart"/>
-            <w:r>
-              <w:rPr>
-                <w:color w:val="000000" w:themeColor="text1"/>
-                <w:sz w:val="20"/>
-                <w:szCs w:val="20"/>
-              </w:rPr>
-              <w:t>Req</w:t>
-            </w:r>
-            <w:proofErr w:type="spellEnd"/>
-            <w:r>
-              <w:rPr>
-                <w:color w:val="000000" w:themeColor="text1"/>
-                <w:sz w:val="20"/>
-                <w:szCs w:val="20"/>
-              </w:rPr>
-              <w:t xml:space="preserve"> 2</w:t>
+            <w:shd w:val="clear" w:color="auto" w:fill="E2EFD9" w:themeFill="accent6" w:themeFillTint="33"/>
+          </w:tcPr>
+          <w:p>
+            <w:pPr>
+              <w:rPr>
+                <w:sz w:val="20"/>
+                <w:szCs w:val="20"/>
+              </w:rPr>
+            </w:pPr>
+            <w:r>
+              <w:rPr>
+                <w:sz w:val="20"/>
+                <w:szCs w:val="20"/>
+              </w:rPr>
+              <w:t>Done</w:t>
+            </w:r>
+          </w:p>
+          <w:p>
+            <w:pPr>
+              <w:rPr>
+                <w:sz w:val="20"/>
+                <w:szCs w:val="20"/>
+              </w:rPr>
+            </w:pPr>
+            <w:r>
+              <w:rPr>
+                <w:sz w:val="20"/>
+                <w:szCs w:val="20"/>
+              </w:rPr>
+              <w:t>Tests 12.3</w:t>
             </w:r>
           </w:p>
         </w:tc>
@@ -4932,7 +5178,7 @@
               <w:jc w:val="both"/>
             </w:pPr>
             <w:r>
-              <w:t>11.</w:t>
+              <w:t>12.</w:t>
             </w:r>
           </w:p>
         </w:tc>
@@ -4942,99 +5188,86 @@
           </w:tcPr>
           <w:p>
             <w:r>
-              <w:t xml:space="preserve">The IOC shall allow for </w:t>
-            </w:r>
-            <w:r>
-              <w:t>“friendly names”</w:t>
-            </w:r>
-            <w:r>
-              <w:t xml:space="preserve"> to be assigned to devices using some naming convention.</w:t>
+              <w:t>The IOC should allow for the user to save preset values of ramp</w:t>
+            </w:r>
+            <w:r>
+              <w:t xml:space="preserve">ing settings that </w:t>
+            </w:r>
+            <w:r>
+              <w:t>can be loaded in.</w:t>
             </w:r>
           </w:p>
         </w:tc>
         <w:tc>
           <w:tcPr>
             <w:tcW w:w="1451" w:type="dxa"/>
-            <w:shd w:val="clear" w:color="auto" w:fill="FBE4D5" w:themeFill="accent2" w:themeFillTint="33"/>
-          </w:tcPr>
-          <w:p>
-            <w:pPr>
-              <w:rPr>
-                <w:sz w:val="20"/>
-                <w:szCs w:val="20"/>
-              </w:rPr>
-            </w:pPr>
-            <w:r>
-              <w:rPr>
-                <w:sz w:val="20"/>
-                <w:szCs w:val="20"/>
-              </w:rPr>
-              <w:t>To be determined</w:t>
-            </w:r>
-          </w:p>
-          <w:p>
-            <w:pPr>
-              <w:rPr>
-                <w:sz w:val="20"/>
-                <w:szCs w:val="20"/>
-              </w:rPr>
-            </w:pPr>
-            <w:r>
-              <w:rPr>
-                <w:sz w:val="20"/>
-                <w:szCs w:val="20"/>
-              </w:rPr>
-              <w:t>1</w:t>
-            </w:r>
-            <w:r>
-              <w:rPr>
-                <w:sz w:val="20"/>
-                <w:szCs w:val="20"/>
-              </w:rPr>
-              <w:t>4</w:t>
-            </w:r>
-            <w:r>
-              <w:rPr>
-                <w:sz w:val="20"/>
-                <w:szCs w:val="20"/>
-              </w:rPr>
-              <w:t>/</w:t>
-            </w:r>
-            <w:r>
-              <w:rPr>
-                <w:sz w:val="20"/>
-                <w:szCs w:val="20"/>
-              </w:rPr>
-              <w:t>01</w:t>
-            </w:r>
-            <w:r>
-              <w:rPr>
-                <w:sz w:val="20"/>
-                <w:szCs w:val="20"/>
-              </w:rPr>
-              <w:t>/202</w:t>
-            </w:r>
-            <w:r>
-              <w:rPr>
-                <w:sz w:val="20"/>
-                <w:szCs w:val="20"/>
-              </w:rPr>
-              <w:t>6</w:t>
+            <w:shd w:val="clear" w:color="auto" w:fill="E2EFD9" w:themeFill="accent6" w:themeFillTint="33"/>
+          </w:tcPr>
+          <w:p>
+            <w:pPr>
+              <w:rPr>
+                <w:sz w:val="20"/>
+                <w:szCs w:val="20"/>
+              </w:rPr>
+            </w:pPr>
+            <w:r>
+              <w:rPr>
+                <w:sz w:val="20"/>
+                <w:szCs w:val="20"/>
+              </w:rPr>
+              <w:t>Done</w:t>
+            </w:r>
+          </w:p>
+          <w:p>
+            <w:pPr>
+              <w:rPr>
+                <w:sz w:val="20"/>
+                <w:szCs w:val="20"/>
+              </w:rPr>
+            </w:pPr>
+            <w:r>
+              <w:rPr>
+                <w:sz w:val="20"/>
+                <w:szCs w:val="20"/>
+              </w:rPr>
+              <w:t>11/12/2025</w:t>
             </w:r>
           </w:p>
         </w:tc>
         <w:tc>
           <w:tcPr>
             <w:tcW w:w="1843" w:type="dxa"/>
-            <w:shd w:val="clear" w:color="auto" w:fill="FBE4D5" w:themeFill="accent2" w:themeFillTint="33"/>
-          </w:tcPr>
-          <w:p>
-            <w:pPr>
-              <w:rPr>
-                <w:sz w:val="20"/>
-                <w:szCs w:val="20"/>
-              </w:rPr>
-            </w:pPr>
+            <w:shd w:val="clear" w:color="auto" w:fill="E2EFD9" w:themeFill="accent6" w:themeFillTint="33"/>
+          </w:tcPr>
+          <w:p>
+            <w:pPr>
+              <w:rPr>
+                <w:sz w:val="20"/>
+                <w:szCs w:val="20"/>
+              </w:rPr>
+            </w:pPr>
+            <w:r>
+              <w:rPr>
+                <w:sz w:val="20"/>
+                <w:szCs w:val="20"/>
+              </w:rPr>
+              <w:t>Done</w:t>
+            </w:r>
+          </w:p>
+          <w:p>
+            <w:pPr>
+              <w:rPr>
+                <w:sz w:val="20"/>
+                <w:szCs w:val="20"/>
+              </w:rPr>
+            </w:pPr>
+            <w:r>
+              <w:rPr>
+                <w:sz w:val="20"/>
+                <w:szCs w:val="20"/>
+              </w:rPr>
+              <w:t>Tests 11.0</w:t>
+            </w:r>
           </w:p>
         </w:tc>
       </w:tr>
@@ -5048,7 +5281,7 @@
               <w:jc w:val="both"/>
             </w:pPr>
             <w:r>
-              <w:t>12.</w:t>
+              <w:t>13.</w:t>
             </w:r>
           </w:p>
         </w:tc>
@@ -5058,13 +5291,7 @@
           </w:tcPr>
           <w:p>
             <w:r>
-              <w:t>The IOC should allow for the user to save preset values of ramp</w:t>
-            </w:r>
-            <w:r>
-              <w:t xml:space="preserve">ing settings that </w:t>
-            </w:r>
-            <w:r>
-              <w:t>can be loaded in.</w:t>
+              <w:t>The IOC should keep track of when output voltage is at target voltage</w:t>
             </w:r>
           </w:p>
         </w:tc>
@@ -5091,16 +5318,52 @@
           <w:p>
             <w:pPr>
               <w:rPr>
-                <w:sz w:val="20"/>
-                <w:szCs w:val="20"/>
-              </w:rPr>
-            </w:pPr>
-            <w:r>
-              <w:rPr>
-                <w:sz w:val="20"/>
-                <w:szCs w:val="20"/>
-              </w:rPr>
-              <w:t>11/12/2025</w:t>
+                <w:color w:val="FFF2CC" w:themeColor="accent4" w:themeTint="33"/>
+                <w:sz w:val="20"/>
+                <w:szCs w:val="20"/>
+              </w:rPr>
+            </w:pPr>
+            <w:r>
+              <w:rPr>
+                <w:sz w:val="20"/>
+                <w:szCs w:val="20"/>
+              </w:rPr>
+              <w:t>1</w:t>
+            </w:r>
+            <w:r>
+              <w:rPr>
+                <w:sz w:val="20"/>
+                <w:szCs w:val="20"/>
+              </w:rPr>
+              <w:t>6</w:t>
+            </w:r>
+            <w:r>
+              <w:rPr>
+                <w:sz w:val="20"/>
+                <w:szCs w:val="20"/>
+              </w:rPr>
+              <w:t>/</w:t>
+            </w:r>
+            <w:r>
+              <w:rPr>
+                <w:sz w:val="20"/>
+                <w:szCs w:val="20"/>
+              </w:rPr>
+              <w:t>01</w:t>
+            </w:r>
+            <w:r>
+              <w:rPr>
+                <w:sz w:val="20"/>
+                <w:szCs w:val="20"/>
+              </w:rPr>
+              <w:t>/202</w:t>
+            </w:r>
+            <w:r>
+              <w:rPr>
+                <w:sz w:val="20"/>
+                <w:szCs w:val="20"/>
+              </w:rPr>
+              <w:t>6</w:t>
             </w:r>
           </w:p>
         </w:tc>
@@ -5136,63 +5399,15 @@
                 <w:sz w:val="20"/>
                 <w:szCs w:val="20"/>
               </w:rPr>
-              <w:t>Tests 11.0</w:t>
-            </w:r>
-          </w:p>
-        </w:tc>
-      </w:tr>
-      <w:tr>
-        <w:tc>
-          <w:tcPr>
-            <w:tcW w:w="906" w:type="dxa"/>
-          </w:tcPr>
-          <w:p>
-            <w:pPr>
-              <w:jc w:val="both"/>
-            </w:pPr>
-            <w:r>
-              <w:t>13.</w:t>
-            </w:r>
-          </w:p>
-        </w:tc>
-        <w:tc>
-          <w:tcPr>
-            <w:tcW w:w="5576" w:type="dxa"/>
-          </w:tcPr>
-          <w:p>
-            <w:r>
-              <w:t>The IOC should keep track of when output voltage is at target voltage</w:t>
-            </w:r>
-          </w:p>
-        </w:tc>
-        <w:tc>
-          <w:tcPr>
-            <w:tcW w:w="1451" w:type="dxa"/>
-            <w:shd w:val="clear" w:color="auto" w:fill="FBE4D5" w:themeFill="accent2" w:themeFillTint="33"/>
-          </w:tcPr>
-          <w:p>
-            <w:pPr>
-              <w:rPr>
-                <w:color w:val="FFF2CC" w:themeColor="accent4" w:themeTint="33"/>
-                <w:sz w:val="20"/>
-                <w:szCs w:val="20"/>
-              </w:rPr>
-            </w:pPr>
-          </w:p>
-        </w:tc>
-        <w:tc>
-          <w:tcPr>
-            <w:tcW w:w="1843" w:type="dxa"/>
-            <w:shd w:val="clear" w:color="auto" w:fill="FBE4D5" w:themeFill="accent2" w:themeFillTint="33"/>
-          </w:tcPr>
-          <w:p>
-            <w:pPr>
-              <w:rPr>
-                <w:color w:val="FFF2CC" w:themeColor="accent4" w:themeTint="33"/>
-                <w:sz w:val="20"/>
-                <w:szCs w:val="20"/>
-              </w:rPr>
-            </w:pPr>
+              <w:t>Tests</w:t>
+            </w:r>
+            <w:r>
+              <w:rPr>
+                <w:sz w:val="20"/>
+                <w:szCs w:val="20"/>
+              </w:rPr>
+              <w:t xml:space="preserve"> 3.5</w:t>
+            </w:r>
           </w:p>
         </w:tc>
       </w:tr>
@@ -5301,21 +5516,36 @@
         <w:tc>
           <w:tcPr>
             <w:tcW w:w="1353" w:type="dxa"/>
-            <w:shd w:val="clear" w:color="auto" w:fill="D0CECE" w:themeFill="background2" w:themeFillShade="E6"/>
-          </w:tcPr>
-          <w:p>
-            <w:pPr>
-              <w:rPr>
-                <w:sz w:val="20"/>
-                <w:szCs w:val="20"/>
-              </w:rPr>
-            </w:pPr>
-            <w:r>
-              <w:rPr>
-                <w:sz w:val="20"/>
-                <w:szCs w:val="20"/>
-              </w:rPr>
-              <w:t>In progress</w:t>
+            <w:shd w:val="clear" w:color="auto" w:fill="E2EFD9" w:themeFill="accent6" w:themeFillTint="33"/>
+          </w:tcPr>
+          <w:p>
+            <w:pPr>
+              <w:rPr>
+                <w:sz w:val="20"/>
+                <w:szCs w:val="20"/>
+              </w:rPr>
+            </w:pPr>
+            <w:r>
+              <w:rPr>
+                <w:sz w:val="20"/>
+                <w:szCs w:val="20"/>
+              </w:rPr>
+              <w:t>Done</w:t>
+            </w:r>
+          </w:p>
+          <w:p>
+            <w:pPr>
+              <w:rPr>
+                <w:sz w:val="20"/>
+                <w:szCs w:val="20"/>
+              </w:rPr>
+            </w:pPr>
+            <w:r>
+              <w:rPr>
+                <w:sz w:val="20"/>
+                <w:szCs w:val="20"/>
+              </w:rPr>
+              <w:t>16/01/2026</w:t>
             </w:r>
           </w:p>
           <w:p>
@@ -6762,7 +6992,6 @@
           </w:tcPr>
           <w:p>
             <w:r>
-              <w:lastRenderedPageBreak/>
               <w:t>7</w:t>
             </w:r>
             <w:r>
@@ -6783,21 +7012,21 @@
         <w:tc>
           <w:tcPr>
             <w:tcW w:w="1353" w:type="dxa"/>
-            <w:shd w:val="clear" w:color="auto" w:fill="FBE4D5" w:themeFill="accent2" w:themeFillTint="33"/>
-          </w:tcPr>
-          <w:p>
-            <w:pPr>
-              <w:rPr>
-                <w:sz w:val="20"/>
-                <w:szCs w:val="20"/>
-              </w:rPr>
-            </w:pPr>
-            <w:r>
-              <w:rPr>
-                <w:sz w:val="20"/>
-                <w:szCs w:val="20"/>
-              </w:rPr>
-              <w:t>To be determined</w:t>
+            <w:shd w:val="clear" w:color="auto" w:fill="E2EFD9" w:themeFill="accent6" w:themeFillTint="33"/>
+          </w:tcPr>
+          <w:p>
+            <w:pPr>
+              <w:rPr>
+                <w:sz w:val="20"/>
+                <w:szCs w:val="20"/>
+              </w:rPr>
+            </w:pPr>
+            <w:r>
+              <w:rPr>
+                <w:sz w:val="20"/>
+                <w:szCs w:val="20"/>
+              </w:rPr>
+              <w:t>Done</w:t>
             </w:r>
           </w:p>
           <w:p>
@@ -6819,7 +7048,7 @@
                 <w:sz w:val="20"/>
                 <w:szCs w:val="20"/>
               </w:rPr>
-              <w:t>4</w:t>
+              <w:t>6</w:t>
             </w:r>
             <w:r>
               <w:rPr>
@@ -6854,15 +7083,37 @@
         <w:tc>
           <w:tcPr>
             <w:tcW w:w="1418" w:type="dxa"/>
-            <w:shd w:val="clear" w:color="auto" w:fill="FBE4D5" w:themeFill="accent2" w:themeFillTint="33"/>
-          </w:tcPr>
-          <w:p>
-            <w:pPr>
-              <w:rPr>
-                <w:sz w:val="20"/>
-                <w:szCs w:val="20"/>
-              </w:rPr>
-            </w:pPr>
+            <w:shd w:val="clear" w:color="auto" w:fill="E2EFD9" w:themeFill="accent6" w:themeFillTint="33"/>
+          </w:tcPr>
+          <w:p>
+            <w:pPr>
+              <w:rPr>
+                <w:sz w:val="20"/>
+                <w:szCs w:val="20"/>
+              </w:rPr>
+            </w:pPr>
+            <w:r>
+              <w:rPr>
+                <w:sz w:val="20"/>
+                <w:szCs w:val="20"/>
+              </w:rPr>
+              <w:t>Done</w:t>
+            </w:r>
+          </w:p>
+          <w:p>
+            <w:pPr>
+              <w:rPr>
+                <w:sz w:val="20"/>
+                <w:szCs w:val="20"/>
+              </w:rPr>
+            </w:pPr>
+            <w:r>
+              <w:rPr>
+                <w:sz w:val="20"/>
+                <w:szCs w:val="20"/>
+              </w:rPr>
+              <w:t>Tests 12.3</w:t>
+            </w:r>
           </w:p>
         </w:tc>
       </w:tr>
@@ -10079,7 +10330,7 @@
   <w:style w:type="paragraph" w:default="1" w:styleId="Normal">
     <w:name w:val="Normal"/>
     <w:qFormat/>
-    <w:rsid w:val="00E81A99"/>
+    <w:rsid w:val="00012E53"/>
     <w:pPr>
       <w:spacing w:after="0"/>
     </w:pPr>
@@ -11245,23 +11496,6 @@
 </file>
 
 <file path=customXml/item2.xml><?xml version="1.0" encoding="utf-8"?>
-<p:properties xmlns:p="http://schemas.microsoft.com/office/2006/metadata/properties" xmlns:xsi="http://www.w3.org/2001/XMLSchema-instance" xmlns:pc="http://schemas.microsoft.com/office/infopath/2007/PartnerControls">
-  <documentManagement>
-    <_activity xmlns="4685cca4-48f3-4d7d-aba6-9ee651496612" xsi:nil="true"/>
-  </documentManagement>
-</p:properties>
-</file>
-
-<file path=customXml/item3.xml><?xml version="1.0" encoding="utf-8"?>
-<?mso-contentType ?>
-<FormTemplates xmlns="http://schemas.microsoft.com/sharepoint/v3/contenttype/forms">
-  <Display>DocumentLibraryForm</Display>
-  <Edit>DocumentLibraryForm</Edit>
-  <New>DocumentLibraryForm</New>
-</FormTemplates>
-</file>
-
-<file path=customXml/item4.xml><?xml version="1.0" encoding="utf-8"?>
 <ct:contentTypeSchema xmlns:ct="http://schemas.microsoft.com/office/2006/metadata/contentType" xmlns:ma="http://schemas.microsoft.com/office/2006/metadata/properties/metaAttributes" ct:_="" ma:_="" ma:contentTypeName="Document" ma:contentTypeID="0x010100F843AF20CEA3184BB6E3C628CE6AEAFF" ma:contentTypeVersion="5" ma:contentTypeDescription="Create a new document." ma:contentTypeScope="" ma:versionID="0ad91c6cb860feb23ad1b1c52c3bb140">
   <xsd:schema xmlns:xsd="http://www.w3.org/2001/XMLSchema" xmlns:xs="http://www.w3.org/2001/XMLSchema" xmlns:p="http://schemas.microsoft.com/office/2006/metadata/properties" xmlns:ns3="4685cca4-48f3-4d7d-aba6-9ee651496612" targetNamespace="http://schemas.microsoft.com/office/2006/metadata/properties" ma:root="true" ma:fieldsID="e6a71f906810f4584223bd00a35410db" ns3:_="">
     <xsd:import namespace="4685cca4-48f3-4d7d-aba6-9ee651496612"/>
@@ -11411,6 +11645,23 @@
 </ct:contentTypeSchema>
 </file>
 
+<file path=customXml/item3.xml><?xml version="1.0" encoding="utf-8"?>
+<?mso-contentType ?>
+<FormTemplates xmlns="http://schemas.microsoft.com/sharepoint/v3/contenttype/forms">
+  <Display>DocumentLibraryForm</Display>
+  <Edit>DocumentLibraryForm</Edit>
+  <New>DocumentLibraryForm</New>
+</FormTemplates>
+</file>
+
+<file path=customXml/item4.xml><?xml version="1.0" encoding="utf-8"?>
+<p:properties xmlns:p="http://schemas.microsoft.com/office/2006/metadata/properties" xmlns:xsi="http://www.w3.org/2001/XMLSchema-instance" xmlns:pc="http://schemas.microsoft.com/office/infopath/2007/PartnerControls">
+  <documentManagement>
+    <_activity xmlns="4685cca4-48f3-4d7d-aba6-9ee651496612" xsi:nil="true"/>
+  </documentManagement>
+</p:properties>
+</file>
+
 <file path=customXml/itemProps1.xml><?xml version="1.0" encoding="utf-8"?>
 <ds:datastoreItem xmlns:ds="http://schemas.openxmlformats.org/officeDocument/2006/customXml" ds:itemID="{24F1424A-81D2-4E4B-BB06-88EF091441F5}">
   <ds:schemaRefs>
@@ -11420,24 +11671,6 @@
 </file>
 
 <file path=customXml/itemProps2.xml><?xml version="1.0" encoding="utf-8"?>
-<ds:datastoreItem xmlns:ds="http://schemas.openxmlformats.org/officeDocument/2006/customXml" ds:itemID="{748B9FB5-42BD-4B2B-9793-84791C17404D}">
-  <ds:schemaRefs>
-    <ds:schemaRef ds:uri="http://schemas.microsoft.com/office/2006/metadata/properties"/>
-    <ds:schemaRef ds:uri="http://schemas.microsoft.com/office/infopath/2007/PartnerControls"/>
-    <ds:schemaRef ds:uri="4685cca4-48f3-4d7d-aba6-9ee651496612"/>
-  </ds:schemaRefs>
-</ds:datastoreItem>
-</file>
-
-<file path=customXml/itemProps3.xml><?xml version="1.0" encoding="utf-8"?>
-<ds:datastoreItem xmlns:ds="http://schemas.openxmlformats.org/officeDocument/2006/customXml" ds:itemID="{F85BDC92-6C60-4937-8512-938EB3B3CA84}">
-  <ds:schemaRefs>
-    <ds:schemaRef ds:uri="http://schemas.microsoft.com/sharepoint/v3/contenttype/forms"/>
-  </ds:schemaRefs>
-</ds:datastoreItem>
-</file>
-
-<file path=customXml/itemProps4.xml><?xml version="1.0" encoding="utf-8"?>
 <ds:datastoreItem xmlns:ds="http://schemas.openxmlformats.org/officeDocument/2006/customXml" ds:itemID="{3FBE09A5-2C5B-4EA5-A999-CB56CB249CDD}">
   <ds:schemaRefs>
     <ds:schemaRef ds:uri="http://schemas.microsoft.com/office/2006/metadata/contentType"/>
@@ -11453,4 +11686,22 @@
     <ds:schemaRef ds:uri="http://schemas.microsoft.com/internal/obd"/>
   </ds:schemaRefs>
 </ds:datastoreItem>
+</file>
+
+<file path=customXml/itemProps3.xml><?xml version="1.0" encoding="utf-8"?>
+<ds:datastoreItem xmlns:ds="http://schemas.openxmlformats.org/officeDocument/2006/customXml" ds:itemID="{F85BDC92-6C60-4937-8512-938EB3B3CA84}">
+  <ds:schemaRefs>
+    <ds:schemaRef ds:uri="http://schemas.microsoft.com/sharepoint/v3/contenttype/forms"/>
+  </ds:schemaRefs>
+</ds:datastoreItem>
+</file>
+
+<file path=customXml/itemProps4.xml><?xml version="1.0" encoding="utf-8"?>
+<ds:datastoreItem xmlns:ds="http://schemas.openxmlformats.org/officeDocument/2006/customXml" ds:itemID="{748B9FB5-42BD-4B2B-9793-84791C17404D}">
+  <ds:schemaRefs>
+    <ds:schemaRef ds:uri="http://schemas.microsoft.com/office/2006/metadata/properties"/>
+    <ds:schemaRef ds:uri="http://schemas.microsoft.com/office/infopath/2007/PartnerControls"/>
+    <ds:schemaRef ds:uri="4685cca4-48f3-4d7d-aba6-9ee651496612"/>
+  </ds:schemaRefs>
+</ds:datastoreItem>
 </file>